--- a/formatos/3.ACTA DE INICIO.docx
+++ b/formatos/3.ACTA DE INICIO.docx
@@ -1,6 +1,6 @@
 
 <file path=word/document.xml><?xml version="1.0" encoding="utf-8"?>
-<w:document xmlns:wpc="http://schemas.microsoft.com/office/word/2010/wordprocessingCanvas" xmlns:mc="http://schemas.openxmlformats.org/markup-compatibility/2006" xmlns:o="urn:schemas-microsoft-com:office:office" xmlns:r="http://schemas.openxmlformats.org/officeDocument/2006/relationships" xmlns:m="http://schemas.openxmlformats.org/officeDocument/2006/math" xmlns:v="urn:schemas-microsoft-com:vml" xmlns:wp14="http://schemas.microsoft.com/office/word/2010/wordprocessingDrawing" xmlns:wp="http://schemas.openxmlformats.org/drawingml/2006/wordprocessingDrawing" xmlns:w10="urn:schemas-microsoft-com:office:word" xmlns:w="http://schemas.openxmlformats.org/wordprocessingml/2006/main" xmlns:w14="http://schemas.microsoft.com/office/word/2010/wordml" xmlns:w15="http://schemas.microsoft.com/office/word/2012/wordml" xmlns:wpg="http://schemas.microsoft.com/office/word/2010/wordprocessingGroup" xmlns:wpi="http://schemas.microsoft.com/office/word/2010/wordprocessingInk" xmlns:wne="http://schemas.microsoft.com/office/word/2006/wordml" xmlns:wps="http://schemas.microsoft.com/office/word/2010/wordprocessingShape" mc:Ignorable="w14 w15 wp14">
+<w:document xmlns:wpc="http://schemas.microsoft.com/office/word/2010/wordprocessingCanvas" xmlns:cx="http://schemas.microsoft.com/office/drawing/2014/chartex" xmlns:mc="http://schemas.openxmlformats.org/markup-compatibility/2006" xmlns:o="urn:schemas-microsoft-com:office:office" xmlns:r="http://schemas.openxmlformats.org/officeDocument/2006/relationships" xmlns:m="http://schemas.openxmlformats.org/officeDocument/2006/math" xmlns:v="urn:schemas-microsoft-com:vml" xmlns:wp14="http://schemas.microsoft.com/office/word/2010/wordprocessingDrawing" xmlns:wp="http://schemas.openxmlformats.org/drawingml/2006/wordprocessingDrawing" xmlns:w10="urn:schemas-microsoft-com:office:word" xmlns:w="http://schemas.openxmlformats.org/wordprocessingml/2006/main" xmlns:w14="http://schemas.microsoft.com/office/word/2010/wordml" xmlns:w15="http://schemas.microsoft.com/office/word/2012/wordml" xmlns:w16se="http://schemas.microsoft.com/office/word/2015/wordml/symex" xmlns:wpg="http://schemas.microsoft.com/office/word/2010/wordprocessingGroup" xmlns:wpi="http://schemas.microsoft.com/office/word/2010/wordprocessingInk" xmlns:wne="http://schemas.microsoft.com/office/word/2006/wordml" xmlns:wps="http://schemas.microsoft.com/office/word/2010/wordprocessingShape" mc:Ignorable="w14 w15 w16se wp14">
   <w:body>
     <w:p>
       <w:pPr>
@@ -16,7 +16,7 @@
       <w:r>
         <w:rPr>
           <w:noProof/>
-          <w:lang w:val="es-VE" w:eastAsia="es-VE"/>
+          <w:lang w:val="es-ES" w:eastAsia="es-ES"/>
         </w:rPr>
         <mc:AlternateContent>
           <mc:Choice Requires="wps">
@@ -255,7 +255,7 @@
           <w:noProof/>
           <w:sz w:val="28"/>
           <w:szCs w:val="28"/>
-          <w:lang w:val="es-VE" w:eastAsia="es-VE"/>
+          <w:lang w:val="es-ES" w:eastAsia="es-ES"/>
         </w:rPr>
         <w:drawing>
           <wp:anchor distT="0" distB="0" distL="114300" distR="114300" simplePos="0" relativeHeight="251659264" behindDoc="1" locked="0" layoutInCell="1" allowOverlap="1" wp14:anchorId="4E3B3647" wp14:editId="509E28BE">
@@ -393,11 +393,37 @@
         </w:rPr>
         <w:t xml:space="preserve">En la Empresa </w:t>
       </w:r>
-      <w:r>
-        <w:rPr>
-          <w:rFonts w:ascii="Arial" w:hAnsi="Arial" w:cs="Arial"/>
-        </w:rPr>
-        <w:t>__________________________________________________</w:t>
+      <w:proofErr w:type="gramStart"/>
+      <w:r>
+        <w:rPr>
+          <w:rFonts w:ascii="Arial" w:hAnsi="Arial" w:cs="Arial"/>
+          <w:u w:val="single"/>
+        </w:rPr>
+        <w:t xml:space="preserve">{{ </w:t>
+      </w:r>
+      <w:proofErr w:type="spellStart"/>
+      <w:r>
+        <w:rPr>
+          <w:rFonts w:ascii="Arial" w:hAnsi="Arial" w:cs="Arial"/>
+          <w:u w:val="single"/>
+        </w:rPr>
+        <w:t>empresa</w:t>
+      </w:r>
+      <w:proofErr w:type="gramEnd"/>
+      <w:r>
+        <w:rPr>
+          <w:rFonts w:ascii="Arial" w:hAnsi="Arial" w:cs="Arial"/>
+          <w:u w:val="single"/>
+        </w:rPr>
+        <w:t>.razon_social</w:t>
+      </w:r>
+      <w:proofErr w:type="spellEnd"/>
+      <w:r>
+        <w:rPr>
+          <w:rFonts w:ascii="Arial" w:hAnsi="Arial" w:cs="Arial"/>
+          <w:u w:val="single"/>
+        </w:rPr>
+        <w:t xml:space="preserve"> }}</w:t>
       </w:r>
     </w:p>
     <w:p>
@@ -412,7 +438,62 @@
         <w:rPr>
           <w:rFonts w:ascii="Arial" w:hAnsi="Arial" w:cs="Arial"/>
         </w:rPr>
-        <w:t>El Tutor de la Empresa _______________________________________</w:t>
+        <w:t xml:space="preserve">El Tutor de la Empresa </w:t>
+      </w:r>
+      <w:proofErr w:type="gramStart"/>
+      <w:r>
+        <w:rPr>
+          <w:rFonts w:ascii="Arial" w:hAnsi="Arial" w:cs="Arial"/>
+          <w:u w:val="single"/>
+        </w:rPr>
+        <w:t xml:space="preserve">{{ </w:t>
+      </w:r>
+      <w:proofErr w:type="spellStart"/>
+      <w:r>
+        <w:rPr>
+          <w:rFonts w:ascii="Arial" w:hAnsi="Arial" w:cs="Arial"/>
+          <w:u w:val="single"/>
+        </w:rPr>
+        <w:t>tutor</w:t>
+      </w:r>
+      <w:proofErr w:type="gramEnd"/>
+      <w:r>
+        <w:rPr>
+          <w:rFonts w:ascii="Arial" w:hAnsi="Arial" w:cs="Arial"/>
+          <w:u w:val="single"/>
+        </w:rPr>
+        <w:t>_empresarial</w:t>
+      </w:r>
+      <w:proofErr w:type="spellEnd"/>
+      <w:r>
+        <w:rPr>
+          <w:rFonts w:ascii="Arial" w:hAnsi="Arial" w:cs="Arial"/>
+          <w:u w:val="single"/>
+        </w:rPr>
+        <w:t xml:space="preserve"> | completo | </w:t>
+      </w:r>
+      <w:proofErr w:type="spellStart"/>
+      <w:r>
+        <w:rPr>
+          <w:rFonts w:ascii="Arial" w:hAnsi="Arial" w:cs="Arial"/>
+          <w:u w:val="single"/>
+        </w:rPr>
+        <w:t>capitalize</w:t>
+      </w:r>
+      <w:proofErr w:type="spellEnd"/>
+      <w:r>
+        <w:rPr>
+          <w:rFonts w:ascii="Arial" w:hAnsi="Arial" w:cs="Arial"/>
+          <w:u w:val="single"/>
+        </w:rPr>
+        <w:t xml:space="preserve"> </w:t>
+      </w:r>
+      <w:r>
+        <w:rPr>
+          <w:rFonts w:ascii="Arial" w:hAnsi="Arial" w:cs="Arial"/>
+          <w:u w:val="single"/>
+        </w:rPr>
+        <w:t>}}</w:t>
       </w:r>
     </w:p>
     <w:p>
@@ -429,40 +510,122 @@
         </w:rPr>
         <w:t xml:space="preserve">Y el Pasante </w:t>
       </w:r>
+      <w:proofErr w:type="gramStart"/>
+      <w:r>
+        <w:rPr>
+          <w:rFonts w:ascii="Arial" w:hAnsi="Arial" w:cs="Arial"/>
+          <w:u w:val="single"/>
+        </w:rPr>
+        <w:t>{{</w:t>
+      </w:r>
+      <w:r>
+        <w:rPr>
+          <w:rFonts w:ascii="Arial" w:hAnsi="Arial" w:cs="Arial"/>
+          <w:u w:val="single"/>
+        </w:rPr>
+        <w:t xml:space="preserve"> estudiante</w:t>
+      </w:r>
+      <w:proofErr w:type="gramEnd"/>
+      <w:r>
+        <w:rPr>
+          <w:rFonts w:ascii="Arial" w:hAnsi="Arial" w:cs="Arial"/>
+          <w:u w:val="single"/>
+        </w:rPr>
+        <w:t xml:space="preserve"> | completo </w:t>
+      </w:r>
+      <w:r>
+        <w:rPr>
+          <w:rFonts w:ascii="Arial" w:hAnsi="Arial" w:cs="Arial"/>
+          <w:u w:val="single"/>
+        </w:rPr>
+        <w:t xml:space="preserve">| </w:t>
+      </w:r>
+      <w:proofErr w:type="spellStart"/>
+      <w:r>
+        <w:rPr>
+          <w:rFonts w:ascii="Arial" w:hAnsi="Arial" w:cs="Arial"/>
+          <w:u w:val="single"/>
+        </w:rPr>
+        <w:t>capitalize</w:t>
+      </w:r>
+      <w:proofErr w:type="spellEnd"/>
+      <w:r>
+        <w:rPr>
+          <w:rFonts w:ascii="Arial" w:hAnsi="Arial" w:cs="Arial"/>
+          <w:u w:val="single"/>
+        </w:rPr>
+        <w:t xml:space="preserve"> }}</w:t>
+      </w:r>
+    </w:p>
+    <w:p>
+      <w:pPr>
+        <w:spacing w:line="360" w:lineRule="auto"/>
+        <w:jc w:val="both"/>
+        <w:rPr>
+          <w:rFonts w:ascii="Arial" w:hAnsi="Arial" w:cs="Arial"/>
+        </w:rPr>
+      </w:pPr>
+      <w:r>
+        <w:rPr>
+          <w:rFonts w:ascii="Arial" w:hAnsi="Arial" w:cs="Arial"/>
+        </w:rPr>
+        <w:t>Para tratar los puntos siguientes:</w:t>
+      </w:r>
+    </w:p>
+    <w:p>
+      <w:pPr>
+        <w:spacing w:line="360" w:lineRule="auto"/>
+        <w:rPr>
+          <w:rFonts w:ascii="Arial" w:hAnsi="Arial" w:cs="Arial"/>
+        </w:rPr>
+      </w:pPr>
+      <w:r>
+        <w:rPr>
+          <w:rFonts w:ascii="Arial" w:hAnsi="Arial" w:cs="Arial"/>
+        </w:rPr>
+        <w:t>Plan de trabajo</w:t>
+      </w:r>
+      <w:proofErr w:type="gramStart"/>
+      <w:r>
+        <w:rPr>
+          <w:rFonts w:ascii="Arial" w:hAnsi="Arial" w:cs="Arial"/>
+        </w:rPr>
+        <w:t>_</w:t>
+      </w:r>
+      <w:r>
+        <w:rPr>
+          <w:rFonts w:ascii="Arial" w:hAnsi="Arial" w:cs="Arial"/>
+        </w:rPr>
+        <w:t>{</w:t>
+      </w:r>
+      <w:proofErr w:type="gramEnd"/>
+      <w:r>
+        <w:rPr>
+          <w:rFonts w:ascii="Arial" w:hAnsi="Arial" w:cs="Arial"/>
+        </w:rPr>
+        <w:t xml:space="preserve">{ </w:t>
+      </w:r>
+      <w:proofErr w:type="spellStart"/>
+      <w:r>
+        <w:rPr>
+          <w:rFonts w:ascii="Arial" w:hAnsi="Arial" w:cs="Arial"/>
+        </w:rPr>
+        <w:t>plan_trabajo</w:t>
+      </w:r>
+      <w:proofErr w:type="spellEnd"/>
+      <w:r>
+        <w:rPr>
+          <w:rFonts w:ascii="Arial" w:hAnsi="Arial" w:cs="Arial"/>
+        </w:rPr>
+        <w:t>}}</w:t>
+      </w:r>
+      <w:bookmarkStart w:id="0" w:name="_GoBack"/>
+      <w:bookmarkEnd w:id="0"/>
       <w:r>
         <w:rPr>
           <w:rFonts w:ascii="Arial" w:hAnsi="Arial" w:cs="Arial"/>
         </w:rPr>
         <w:t>___________________________________</w:t>
-      </w:r>
-    </w:p>
-    <w:p>
-      <w:pPr>
-        <w:spacing w:line="360" w:lineRule="auto"/>
-        <w:jc w:val="both"/>
-        <w:rPr>
-          <w:rFonts w:ascii="Arial" w:hAnsi="Arial" w:cs="Arial"/>
-        </w:rPr>
-      </w:pPr>
-      <w:r>
-        <w:rPr>
-          <w:rFonts w:ascii="Arial" w:hAnsi="Arial" w:cs="Arial"/>
-        </w:rPr>
-        <w:t>Para tratar los puntos siguientes:</w:t>
-      </w:r>
-    </w:p>
-    <w:p>
-      <w:pPr>
-        <w:spacing w:line="360" w:lineRule="auto"/>
-        <w:rPr>
-          <w:rFonts w:ascii="Arial" w:hAnsi="Arial" w:cs="Arial"/>
-        </w:rPr>
-      </w:pPr>
-      <w:r>
-        <w:rPr>
-          <w:rFonts w:ascii="Arial" w:hAnsi="Arial" w:cs="Arial"/>
-        </w:rPr>
-        <w:t>Plan de trabajo___________________________________________________</w:t>
       </w:r>
     </w:p>
     <w:p>
@@ -591,8 +754,6 @@
         </w:rPr>
         <w:t xml:space="preserve"> de</w:t>
       </w:r>
-      <w:bookmarkStart w:id="0" w:name="_GoBack"/>
-      <w:bookmarkEnd w:id="0"/>
     </w:p>
     <w:p>
       <w:pPr>
@@ -702,13 +863,41 @@
         <w:rPr>
           <w:rFonts w:ascii="Arial" w:hAnsi="Arial" w:cs="Arial"/>
         </w:rPr>
-        <w:t xml:space="preserve">PASANTE                                                             ING. </w:t>
-      </w:r>
-      <w:r>
-        <w:rPr>
-          <w:rFonts w:ascii="Arial" w:hAnsi="Arial" w:cs="Arial"/>
-        </w:rPr>
-        <w:t>FRANKLIN ESPAÑA</w:t>
+        <w:t xml:space="preserve">PASANTE                                  </w:t>
+      </w:r>
+      <w:r>
+        <w:rPr>
+          <w:rFonts w:ascii="Arial" w:hAnsi="Arial" w:cs="Arial"/>
+        </w:rPr>
+        <w:t xml:space="preserve">                        </w:t>
+      </w:r>
+      <w:proofErr w:type="gramStart"/>
+      <w:r>
+        <w:rPr>
+          <w:rFonts w:ascii="Arial" w:hAnsi="Arial" w:cs="Arial"/>
+        </w:rPr>
+        <w:t xml:space="preserve">   {</w:t>
+      </w:r>
+      <w:proofErr w:type="gramEnd"/>
+      <w:r>
+        <w:rPr>
+          <w:rFonts w:ascii="Arial" w:hAnsi="Arial" w:cs="Arial"/>
+        </w:rPr>
+        <w:t xml:space="preserve">{ </w:t>
+      </w:r>
+      <w:proofErr w:type="spellStart"/>
+      <w:r>
+        <w:rPr>
+          <w:rFonts w:ascii="Arial" w:hAnsi="Arial" w:cs="Arial"/>
+        </w:rPr>
+        <w:t>jefe_departamento</w:t>
+      </w:r>
+      <w:proofErr w:type="spellEnd"/>
+      <w:r>
+        <w:rPr>
+          <w:rFonts w:ascii="Arial" w:hAnsi="Arial" w:cs="Arial"/>
+        </w:rPr>
+        <w:t xml:space="preserve"> }}</w:t>
       </w:r>
     </w:p>
     <w:p>
@@ -762,7 +951,7 @@
         <w:rPr>
           <w:b/>
           <w:noProof/>
-          <w:lang w:val="es-VE" w:eastAsia="es-VE"/>
+          <w:lang w:val="es-ES" w:eastAsia="es-ES"/>
         </w:rPr>
         <mc:AlternateContent>
           <mc:Choice Requires="wps">
@@ -883,7 +1072,7 @@
         <w:rPr>
           <w:b/>
           <w:noProof/>
-          <w:lang w:val="es-VE" w:eastAsia="es-VE"/>
+          <w:lang w:val="es-ES" w:eastAsia="es-ES"/>
         </w:rPr>
         <mc:AlternateContent>
           <mc:Choice Requires="wps">
@@ -982,7 +1171,7 @@
 </file>
 
 <file path=word/endnotes.xml><?xml version="1.0" encoding="utf-8"?>
-<w:endnotes xmlns:wpc="http://schemas.microsoft.com/office/word/2010/wordprocessingCanvas" xmlns:mc="http://schemas.openxmlformats.org/markup-compatibility/2006" xmlns:o="urn:schemas-microsoft-com:office:office" xmlns:r="http://schemas.openxmlformats.org/officeDocument/2006/relationships" xmlns:m="http://schemas.openxmlformats.org/officeDocument/2006/math" xmlns:v="urn:schemas-microsoft-com:vml" xmlns:wp14="http://schemas.microsoft.com/office/word/2010/wordprocessingDrawing" xmlns:wp="http://schemas.openxmlformats.org/drawingml/2006/wordprocessingDrawing" xmlns:w10="urn:schemas-microsoft-com:office:word" xmlns:w="http://schemas.openxmlformats.org/wordprocessingml/2006/main" xmlns:w14="http://schemas.microsoft.com/office/word/2010/wordml" xmlns:w15="http://schemas.microsoft.com/office/word/2012/wordml" xmlns:wpg="http://schemas.microsoft.com/office/word/2010/wordprocessingGroup" xmlns:wpi="http://schemas.microsoft.com/office/word/2010/wordprocessingInk" xmlns:wne="http://schemas.microsoft.com/office/word/2006/wordml" xmlns:wps="http://schemas.microsoft.com/office/word/2010/wordprocessingShape" mc:Ignorable="w14 w15 wp14">
+<w:endnotes xmlns:wpc="http://schemas.microsoft.com/office/word/2010/wordprocessingCanvas" xmlns:cx="http://schemas.microsoft.com/office/drawing/2014/chartex" xmlns:mc="http://schemas.openxmlformats.org/markup-compatibility/2006" xmlns:o="urn:schemas-microsoft-com:office:office" xmlns:r="http://schemas.openxmlformats.org/officeDocument/2006/relationships" xmlns:m="http://schemas.openxmlformats.org/officeDocument/2006/math" xmlns:v="urn:schemas-microsoft-com:vml" xmlns:wp14="http://schemas.microsoft.com/office/word/2010/wordprocessingDrawing" xmlns:wp="http://schemas.openxmlformats.org/drawingml/2006/wordprocessingDrawing" xmlns:w10="urn:schemas-microsoft-com:office:word" xmlns:w="http://schemas.openxmlformats.org/wordprocessingml/2006/main" xmlns:w14="http://schemas.microsoft.com/office/word/2010/wordml" xmlns:w15="http://schemas.microsoft.com/office/word/2012/wordml" xmlns:w16se="http://schemas.microsoft.com/office/word/2015/wordml/symex" xmlns:wpg="http://schemas.microsoft.com/office/word/2010/wordprocessingGroup" xmlns:wpi="http://schemas.microsoft.com/office/word/2010/wordprocessingInk" xmlns:wne="http://schemas.microsoft.com/office/word/2006/wordml" xmlns:wps="http://schemas.microsoft.com/office/word/2010/wordprocessingShape" mc:Ignorable="w14 w15 w16se wp14">
   <w:endnote w:type="separator" w:id="-1">
     <w:p>
       <w:r>
@@ -1001,7 +1190,7 @@
 </file>
 
 <file path=word/footer1.xml><?xml version="1.0" encoding="utf-8"?>
-<w:ftr xmlns:wpc="http://schemas.microsoft.com/office/word/2010/wordprocessingCanvas" xmlns:mc="http://schemas.openxmlformats.org/markup-compatibility/2006" xmlns:o="urn:schemas-microsoft-com:office:office" xmlns:r="http://schemas.openxmlformats.org/officeDocument/2006/relationships" xmlns:m="http://schemas.openxmlformats.org/officeDocument/2006/math" xmlns:v="urn:schemas-microsoft-com:vml" xmlns:wp14="http://schemas.microsoft.com/office/word/2010/wordprocessingDrawing" xmlns:wp="http://schemas.openxmlformats.org/drawingml/2006/wordprocessingDrawing" xmlns:w10="urn:schemas-microsoft-com:office:word" xmlns:w="http://schemas.openxmlformats.org/wordprocessingml/2006/main" xmlns:w14="http://schemas.microsoft.com/office/word/2010/wordml" xmlns:w15="http://schemas.microsoft.com/office/word/2012/wordml" xmlns:wpg="http://schemas.microsoft.com/office/word/2010/wordprocessingGroup" xmlns:wpi="http://schemas.microsoft.com/office/word/2010/wordprocessingInk" xmlns:wne="http://schemas.microsoft.com/office/word/2006/wordml" xmlns:wps="http://schemas.microsoft.com/office/word/2010/wordprocessingShape" mc:Ignorable="w14 w15 wp14">
+<w:ftr xmlns:wpc="http://schemas.microsoft.com/office/word/2010/wordprocessingCanvas" xmlns:cx="http://schemas.microsoft.com/office/drawing/2014/chartex" xmlns:mc="http://schemas.openxmlformats.org/markup-compatibility/2006" xmlns:o="urn:schemas-microsoft-com:office:office" xmlns:r="http://schemas.openxmlformats.org/officeDocument/2006/relationships" xmlns:m="http://schemas.openxmlformats.org/officeDocument/2006/math" xmlns:v="urn:schemas-microsoft-com:vml" xmlns:wp14="http://schemas.microsoft.com/office/word/2010/wordprocessingDrawing" xmlns:wp="http://schemas.openxmlformats.org/drawingml/2006/wordprocessingDrawing" xmlns:w10="urn:schemas-microsoft-com:office:word" xmlns:w="http://schemas.openxmlformats.org/wordprocessingml/2006/main" xmlns:w14="http://schemas.microsoft.com/office/word/2010/wordml" xmlns:w15="http://schemas.microsoft.com/office/word/2012/wordml" xmlns:w16se="http://schemas.microsoft.com/office/word/2015/wordml/symex" xmlns:wpg="http://schemas.microsoft.com/office/word/2010/wordprocessingGroup" xmlns:wpi="http://schemas.microsoft.com/office/word/2010/wordprocessingInk" xmlns:wne="http://schemas.microsoft.com/office/word/2006/wordml" xmlns:wps="http://schemas.microsoft.com/office/word/2010/wordprocessingShape" mc:Ignorable="w14 w15 w16se wp14">
   <w:p>
     <w:pPr>
       <w:pStyle w:val="Piedepgina"/>
@@ -1012,7 +1201,7 @@
 </file>
 
 <file path=word/footnotes.xml><?xml version="1.0" encoding="utf-8"?>
-<w:footnotes xmlns:wpc="http://schemas.microsoft.com/office/word/2010/wordprocessingCanvas" xmlns:mc="http://schemas.openxmlformats.org/markup-compatibility/2006" xmlns:o="urn:schemas-microsoft-com:office:office" xmlns:r="http://schemas.openxmlformats.org/officeDocument/2006/relationships" xmlns:m="http://schemas.openxmlformats.org/officeDocument/2006/math" xmlns:v="urn:schemas-microsoft-com:vml" xmlns:wp14="http://schemas.microsoft.com/office/word/2010/wordprocessingDrawing" xmlns:wp="http://schemas.openxmlformats.org/drawingml/2006/wordprocessingDrawing" xmlns:w10="urn:schemas-microsoft-com:office:word" xmlns:w="http://schemas.openxmlformats.org/wordprocessingml/2006/main" xmlns:w14="http://schemas.microsoft.com/office/word/2010/wordml" xmlns:w15="http://schemas.microsoft.com/office/word/2012/wordml" xmlns:wpg="http://schemas.microsoft.com/office/word/2010/wordprocessingGroup" xmlns:wpi="http://schemas.microsoft.com/office/word/2010/wordprocessingInk" xmlns:wne="http://schemas.microsoft.com/office/word/2006/wordml" xmlns:wps="http://schemas.microsoft.com/office/word/2010/wordprocessingShape" mc:Ignorable="w14 w15 wp14">
+<w:footnotes xmlns:wpc="http://schemas.microsoft.com/office/word/2010/wordprocessingCanvas" xmlns:cx="http://schemas.microsoft.com/office/drawing/2014/chartex" xmlns:mc="http://schemas.openxmlformats.org/markup-compatibility/2006" xmlns:o="urn:schemas-microsoft-com:office:office" xmlns:r="http://schemas.openxmlformats.org/officeDocument/2006/relationships" xmlns:m="http://schemas.openxmlformats.org/officeDocument/2006/math" xmlns:v="urn:schemas-microsoft-com:vml" xmlns:wp14="http://schemas.microsoft.com/office/word/2010/wordprocessingDrawing" xmlns:wp="http://schemas.openxmlformats.org/drawingml/2006/wordprocessingDrawing" xmlns:w10="urn:schemas-microsoft-com:office:word" xmlns:w="http://schemas.openxmlformats.org/wordprocessingml/2006/main" xmlns:w14="http://schemas.microsoft.com/office/word/2010/wordml" xmlns:w15="http://schemas.microsoft.com/office/word/2012/wordml" xmlns:w16se="http://schemas.microsoft.com/office/word/2015/wordml/symex" xmlns:wpg="http://schemas.microsoft.com/office/word/2010/wordprocessingGroup" xmlns:wpi="http://schemas.microsoft.com/office/word/2010/wordprocessingInk" xmlns:wne="http://schemas.microsoft.com/office/word/2006/wordml" xmlns:wps="http://schemas.microsoft.com/office/word/2010/wordprocessingShape" mc:Ignorable="w14 w15 w16se wp14">
   <w:footnote w:type="separator" w:id="-1">
     <w:p>
       <w:r>
@@ -1031,7 +1220,7 @@
 </file>
 
 <file path=word/styles.xml><?xml version="1.0" encoding="utf-8"?>
-<w:styles xmlns:mc="http://schemas.openxmlformats.org/markup-compatibility/2006" xmlns:r="http://schemas.openxmlformats.org/officeDocument/2006/relationships" xmlns:w="http://schemas.openxmlformats.org/wordprocessingml/2006/main" xmlns:w14="http://schemas.microsoft.com/office/word/2010/wordml" xmlns:w15="http://schemas.microsoft.com/office/word/2012/wordml" mc:Ignorable="w14 w15">
+<w:styles xmlns:mc="http://schemas.openxmlformats.org/markup-compatibility/2006" xmlns:r="http://schemas.openxmlformats.org/officeDocument/2006/relationships" xmlns:w="http://schemas.openxmlformats.org/wordprocessingml/2006/main" xmlns:w14="http://schemas.microsoft.com/office/word/2010/wordml" xmlns:w15="http://schemas.microsoft.com/office/word/2012/wordml" xmlns:w16se="http://schemas.microsoft.com/office/word/2015/wordml/symex" mc:Ignorable="w14 w15 w16se">
   <w:docDefaults>
     <w:rPrDefault>
       <w:rPr>
@@ -1552,11 +1741,11 @@
       <w:ind w:firstLine="210"/>
     </w:pPr>
   </w:style>
-  <w:style w:type="paragraph" w:styleId="Puesto">
+  <w:style w:type="paragraph" w:styleId="Ttulo">
     <w:name w:val="Title"/>
     <w:basedOn w:val="Normal"/>
     <w:next w:val="Normal"/>
-    <w:link w:val="PuestoCar"/>
+    <w:link w:val="TtuloCar"/>
     <w:qFormat/>
     <w:rsid w:val="009D2771"/>
     <w:pPr>
@@ -1575,10 +1764,10 @@
       <w:szCs w:val="52"/>
     </w:rPr>
   </w:style>
-  <w:style w:type="character" w:customStyle="1" w:styleId="PuestoCar">
-    <w:name w:val="Puesto Car"/>
+  <w:style w:type="character" w:customStyle="1" w:styleId="TtuloCar">
+    <w:name w:val="Título Car"/>
     <w:basedOn w:val="Fuentedeprrafopredeter"/>
-    <w:link w:val="Puesto"/>
+    <w:link w:val="Ttulo"/>
     <w:rsid w:val="009D2771"/>
     <w:rPr>
       <w:rFonts w:asciiTheme="majorHAnsi" w:eastAsiaTheme="majorEastAsia" w:hAnsiTheme="majorHAnsi" w:cstheme="majorBidi"/>
@@ -2000,7 +2189,7 @@
 </file>
 
 <file path=customXml/itemProps1.xml><?xml version="1.0" encoding="utf-8"?>
-<ds:datastoreItem xmlns:ds="http://schemas.openxmlformats.org/officeDocument/2006/customXml" ds:itemID="{D6CE2892-E0F0-46D3-8FF3-9405143AD1FB}">
+<ds:datastoreItem xmlns:ds="http://schemas.openxmlformats.org/officeDocument/2006/customXml" ds:itemID="{9C38777A-2AA9-4567-B642-693BD8E7735B}">
   <ds:schemaRefs>
     <ds:schemaRef ds:uri="http://schemas.openxmlformats.org/officeDocument/2006/bibliography"/>
   </ds:schemaRefs>

--- a/formatos/3.ACTA DE INICIO.docx
+++ b/formatos/3.ACTA DE INICIO.docx
@@ -1,6 +1,6 @@
 
 <file path=word/document.xml><?xml version="1.0" encoding="utf-8"?>
-<w:document xmlns:wpc="http://schemas.microsoft.com/office/word/2010/wordprocessingCanvas" xmlns:cx="http://schemas.microsoft.com/office/drawing/2014/chartex" xmlns:mc="http://schemas.openxmlformats.org/markup-compatibility/2006" xmlns:o="urn:schemas-microsoft-com:office:office" xmlns:r="http://schemas.openxmlformats.org/officeDocument/2006/relationships" xmlns:m="http://schemas.openxmlformats.org/officeDocument/2006/math" xmlns:v="urn:schemas-microsoft-com:vml" xmlns:wp14="http://schemas.microsoft.com/office/word/2010/wordprocessingDrawing" xmlns:wp="http://schemas.openxmlformats.org/drawingml/2006/wordprocessingDrawing" xmlns:w10="urn:schemas-microsoft-com:office:word" xmlns:w="http://schemas.openxmlformats.org/wordprocessingml/2006/main" xmlns:w14="http://schemas.microsoft.com/office/word/2010/wordml" xmlns:w15="http://schemas.microsoft.com/office/word/2012/wordml" xmlns:w16se="http://schemas.microsoft.com/office/word/2015/wordml/symex" xmlns:wpg="http://schemas.microsoft.com/office/word/2010/wordprocessingGroup" xmlns:wpi="http://schemas.microsoft.com/office/word/2010/wordprocessingInk" xmlns:wne="http://schemas.microsoft.com/office/word/2006/wordml" xmlns:wps="http://schemas.microsoft.com/office/word/2010/wordprocessingShape" mc:Ignorable="w14 w15 w16se wp14">
+<w:document xmlns:wpc="http://schemas.microsoft.com/office/word/2010/wordprocessingCanvas" xmlns:cx="http://schemas.microsoft.com/office/drawing/2014/chartex" xmlns:cx1="http://schemas.microsoft.com/office/drawing/2015/9/8/chartex" xmlns:cx2="http://schemas.microsoft.com/office/drawing/2015/10/21/chartex" xmlns:cx3="http://schemas.microsoft.com/office/drawing/2016/5/9/chartex" xmlns:cx4="http://schemas.microsoft.com/office/drawing/2016/5/10/chartex" xmlns:cx5="http://schemas.microsoft.com/office/drawing/2016/5/11/chartex" xmlns:cx6="http://schemas.microsoft.com/office/drawing/2016/5/12/chartex" xmlns:cx7="http://schemas.microsoft.com/office/drawing/2016/5/13/chartex" xmlns:cx8="http://schemas.microsoft.com/office/drawing/2016/5/14/chartex" xmlns:mc="http://schemas.openxmlformats.org/markup-compatibility/2006" xmlns:aink="http://schemas.microsoft.com/office/drawing/2016/ink" xmlns:am3d="http://schemas.microsoft.com/office/drawing/2017/model3d" xmlns:o="urn:schemas-microsoft-com:office:office" xmlns:r="http://schemas.openxmlformats.org/officeDocument/2006/relationships" xmlns:m="http://schemas.openxmlformats.org/officeDocument/2006/math" xmlns:v="urn:schemas-microsoft-com:vml" xmlns:wp14="http://schemas.microsoft.com/office/word/2010/wordprocessingDrawing" xmlns:wp="http://schemas.openxmlformats.org/drawingml/2006/wordprocessingDrawing" xmlns:w10="urn:schemas-microsoft-com:office:word" xmlns:w="http://schemas.openxmlformats.org/wordprocessingml/2006/main" xmlns:w14="http://schemas.microsoft.com/office/word/2010/wordml" xmlns:w15="http://schemas.microsoft.com/office/word/2012/wordml" xmlns:w16cex="http://schemas.microsoft.com/office/word/2018/wordml/cex" xmlns:w16cid="http://schemas.microsoft.com/office/word/2016/wordml/cid" xmlns:w16="http://schemas.microsoft.com/office/word/2018/wordml" xmlns:w16sdtdh="http://schemas.microsoft.com/office/word/2020/wordml/sdtdatahash" xmlns:w16se="http://schemas.microsoft.com/office/word/2015/wordml/symex" xmlns:wpg="http://schemas.microsoft.com/office/word/2010/wordprocessingGroup" xmlns:wpi="http://schemas.microsoft.com/office/word/2010/wordprocessingInk" xmlns:wne="http://schemas.microsoft.com/office/word/2006/wordml" xmlns:wps="http://schemas.microsoft.com/office/word/2010/wordprocessingShape" mc:Ignorable="w14 w15 w16se w16cid w16 w16cex w16sdtdh wp14">
   <w:body>
     <w:p>
       <w:pPr>
@@ -21,7 +21,7 @@
         <mc:AlternateContent>
           <mc:Choice Requires="wps">
             <w:drawing>
-              <wp:anchor distT="0" distB="0" distL="114300" distR="114300" simplePos="0" relativeHeight="251665408" behindDoc="0" locked="0" layoutInCell="1" allowOverlap="1" wp14:anchorId="3C6BFD83" wp14:editId="15E94E41">
+              <wp:anchor distT="0" distB="0" distL="114300" distR="114300" simplePos="0" relativeHeight="251665408" behindDoc="0" locked="0" layoutInCell="1" allowOverlap="1" wp14:anchorId="53CE1261" wp14:editId="23A3E549">
                 <wp:simplePos x="0" y="0"/>
                 <wp:positionH relativeFrom="margin">
                   <wp:align>left</wp:align>
@@ -152,7 +152,7 @@
           </mc:Choice>
           <mc:Fallback>
             <w:pict>
-              <v:shapetype w14:anchorId="3C6BFD83" id="_x0000_t202" coordsize="21600,21600" o:spt="202" path="m,l,21600r21600,l21600,xe">
+              <v:shapetype w14:anchorId="53CE1261" id="_x0000_t202" coordsize="21600,21600" o:spt="202" path="m,l,21600r21600,l21600,xe">
                 <v:stroke joinstyle="miter"/>
                 <v:path gradientshapeok="t" o:connecttype="rect"/>
               </v:shapetype>
@@ -258,7 +258,7 @@
           <w:lang w:val="es-ES" w:eastAsia="es-ES"/>
         </w:rPr>
         <w:drawing>
-          <wp:anchor distT="0" distB="0" distL="114300" distR="114300" simplePos="0" relativeHeight="251659264" behindDoc="1" locked="0" layoutInCell="1" allowOverlap="1" wp14:anchorId="4E3B3647" wp14:editId="509E28BE">
+          <wp:anchor distT="0" distB="0" distL="114300" distR="114300" simplePos="0" relativeHeight="251659264" behindDoc="1" locked="0" layoutInCell="1" allowOverlap="1" wp14:anchorId="619FF763" wp14:editId="50E270F3">
             <wp:simplePos x="0" y="0"/>
             <wp:positionH relativeFrom="leftMargin">
               <wp:posOffset>68580</wp:posOffset>
@@ -619,8 +619,6 @@
         </w:rPr>
         <w:t>}}</w:t>
       </w:r>
-      <w:bookmarkStart w:id="0" w:name="_GoBack"/>
-      <w:bookmarkEnd w:id="0"/>
       <w:r>
         <w:rPr>
           <w:rFonts w:ascii="Arial" w:hAnsi="Arial" w:cs="Arial"/>
@@ -666,7 +664,27 @@
         <w:rPr>
           <w:rFonts w:ascii="Arial" w:hAnsi="Arial" w:cs="Arial"/>
         </w:rPr>
-        <w:t>______________________________________</w:t>
+        <w:t>{{departamento</w:t>
+      </w:r>
+      <w:proofErr w:type="gramStart"/>
+      <w:r>
+        <w:rPr>
+          <w:rFonts w:ascii="Arial" w:hAnsi="Arial" w:cs="Arial"/>
+        </w:rPr>
+        <w:t>}}</w:t>
+      </w:r>
+      <w:r>
+        <w:rPr>
+          <w:rFonts w:ascii="Arial" w:hAnsi="Arial" w:cs="Arial"/>
+        </w:rPr>
+        <w:t>_</w:t>
+      </w:r>
+      <w:proofErr w:type="gramEnd"/>
+      <w:r>
+        <w:rPr>
+          <w:rFonts w:ascii="Arial" w:hAnsi="Arial" w:cs="Arial"/>
+        </w:rPr>
+        <w:t>_______________</w:t>
       </w:r>
     </w:p>
     <w:p>
@@ -687,13 +705,42 @@
         <w:rPr>
           <w:rFonts w:ascii="Arial" w:hAnsi="Arial" w:cs="Arial"/>
         </w:rPr>
-        <w:t xml:space="preserve"> __</w:t>
-      </w:r>
-      <w:r>
-        <w:rPr>
-          <w:rFonts w:ascii="Arial" w:hAnsi="Arial" w:cs="Arial"/>
-        </w:rPr>
-        <w:t>_________________</w:t>
+        <w:t xml:space="preserve"> </w:t>
+      </w:r>
+      <w:r>
+        <w:rPr>
+          <w:rFonts w:ascii="Arial" w:hAnsi="Arial" w:cs="Arial"/>
+          <w:u w:val="single"/>
+        </w:rPr>
+        <w:t>{{</w:t>
+      </w:r>
+      <w:r>
+        <w:rPr>
+          <w:rFonts w:ascii="Arial" w:hAnsi="Arial" w:cs="Arial"/>
+          <w:u w:val="single"/>
+        </w:rPr>
+        <w:t>inicio</w:t>
+      </w:r>
+      <w:proofErr w:type="gramStart"/>
+      <w:r>
+        <w:rPr>
+          <w:rFonts w:ascii="Arial" w:hAnsi="Arial" w:cs="Arial"/>
+          <w:u w:val="single"/>
+        </w:rPr>
+        <w:t>}}</w:t>
+      </w:r>
+      <w:r>
+        <w:rPr>
+          <w:rFonts w:ascii="Arial" w:hAnsi="Arial" w:cs="Arial"/>
+        </w:rPr>
+        <w:t>_</w:t>
+      </w:r>
+      <w:proofErr w:type="gramEnd"/>
+      <w:r>
+        <w:rPr>
+          <w:rFonts w:ascii="Arial" w:hAnsi="Arial" w:cs="Arial"/>
+        </w:rPr>
+        <w:t>______</w:t>
       </w:r>
     </w:p>
     <w:p>
@@ -767,7 +814,19 @@
         <w:rPr>
           <w:rFonts w:ascii="Arial" w:hAnsi="Arial" w:cs="Arial"/>
         </w:rPr>
-        <w:t>_________________________________</w:t>
+        <w:t>{{</w:t>
+      </w:r>
+      <w:r>
+        <w:rPr>
+          <w:rFonts w:ascii="Arial" w:hAnsi="Arial" w:cs="Arial"/>
+        </w:rPr>
+        <w:t>carrera</w:t>
+      </w:r>
+      <w:r>
+        <w:rPr>
+          <w:rFonts w:ascii="Arial" w:hAnsi="Arial" w:cs="Arial"/>
+        </w:rPr>
+        <w:t>}}</w:t>
       </w:r>
     </w:p>
     <w:p>
@@ -885,19 +944,17 @@
         </w:rPr>
         <w:t xml:space="preserve">{ </w:t>
       </w:r>
-      <w:proofErr w:type="spellStart"/>
-      <w:r>
-        <w:rPr>
-          <w:rFonts w:ascii="Arial" w:hAnsi="Arial" w:cs="Arial"/>
-        </w:rPr>
-        <w:t>jefe_departamento</w:t>
-      </w:r>
-      <w:proofErr w:type="spellEnd"/>
-      <w:r>
-        <w:rPr>
-          <w:rFonts w:ascii="Arial" w:hAnsi="Arial" w:cs="Arial"/>
-        </w:rPr>
-        <w:t xml:space="preserve"> }}</w:t>
+      <w:r>
+        <w:rPr>
+          <w:rFonts w:ascii="Arial" w:hAnsi="Arial" w:cs="Arial"/>
+        </w:rPr>
+        <w:t>cargo_autoridad_firmante_1</w:t>
+      </w:r>
+      <w:r>
+        <w:rPr>
+          <w:rFonts w:ascii="Arial" w:hAnsi="Arial" w:cs="Arial"/>
+        </w:rPr>
+        <w:t>}}</w:t>
       </w:r>
     </w:p>
     <w:p>
@@ -956,7 +1013,7 @@
         <mc:AlternateContent>
           <mc:Choice Requires="wps">
             <w:drawing>
-              <wp:anchor distT="0" distB="0" distL="114300" distR="114300" simplePos="0" relativeHeight="251663360" behindDoc="0" locked="0" layoutInCell="1" allowOverlap="1" wp14:anchorId="7D213AD5" wp14:editId="7EDAEBAB">
+              <wp:anchor distT="0" distB="0" distL="114300" distR="114300" simplePos="0" relativeHeight="251663360" behindDoc="0" locked="0" layoutInCell="1" allowOverlap="1" wp14:anchorId="1A13E7E8" wp14:editId="08B469A7">
                 <wp:simplePos x="0" y="0"/>
                 <wp:positionH relativeFrom="margin">
                   <wp:posOffset>-247650</wp:posOffset>
@@ -1038,7 +1095,7 @@
           </mc:Choice>
           <mc:Fallback>
             <w:pict>
-              <v:shape w14:anchorId="7D213AD5" id="Cuadro de texto 4" o:spid="_x0000_s1027" type="#_x0000_t202" style="position:absolute;left:0;text-align:left;margin-left:-19.5pt;margin-top:137.05pt;width:483pt;height:19.5pt;z-index:251663360;visibility:visible;mso-wrap-style:square;mso-wrap-distance-left:9pt;mso-wrap-distance-top:0;mso-wrap-distance-right:9pt;mso-wrap-distance-bottom:0;mso-position-horizontal:absolute;mso-position-horizontal-relative:margin;mso-position-vertical:absolute;mso-position-vertical-relative:text;v-text-anchor:top" o:gfxdata="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" filled="f" stroked="f" strokeweight=".5pt">
+              <v:shape w14:anchorId="1A13E7E8" id="Cuadro de texto 4" o:spid="_x0000_s1027" type="#_x0000_t202" style="position:absolute;left:0;text-align:left;margin-left:-19.5pt;margin-top:137.05pt;width:483pt;height:19.5pt;z-index:251663360;visibility:visible;mso-wrap-style:square;mso-wrap-distance-left:9pt;mso-wrap-distance-top:0;mso-wrap-distance-right:9pt;mso-wrap-distance-bottom:0;mso-position-horizontal:absolute;mso-position-horizontal-relative:margin;mso-position-vertical:absolute;mso-position-vertical-relative:text;v-text-anchor:top" o:gfxdata="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" filled="f" stroked="f" strokeweight=".5pt">
                 <v:textbox>
                   <w:txbxContent>
                     <w:p>
@@ -1077,7 +1134,7 @@
         <mc:AlternateContent>
           <mc:Choice Requires="wps">
             <w:drawing>
-              <wp:anchor distT="0" distB="0" distL="114300" distR="114300" simplePos="0" relativeHeight="251661312" behindDoc="0" locked="0" layoutInCell="1" allowOverlap="1" wp14:anchorId="0FD281DB" wp14:editId="19CC5B85">
+              <wp:anchor distT="0" distB="0" distL="114300" distR="114300" simplePos="0" relativeHeight="251661312" behindDoc="0" locked="0" layoutInCell="1" allowOverlap="1" wp14:anchorId="0C45F241" wp14:editId="726B5F22">
                 <wp:simplePos x="0" y="0"/>
                 <wp:positionH relativeFrom="page">
                   <wp:posOffset>230505</wp:posOffset>
@@ -1171,7 +1228,7 @@
 </file>
 
 <file path=word/endnotes.xml><?xml version="1.0" encoding="utf-8"?>
-<w:endnotes xmlns:wpc="http://schemas.microsoft.com/office/word/2010/wordprocessingCanvas" xmlns:cx="http://schemas.microsoft.com/office/drawing/2014/chartex" xmlns:mc="http://schemas.openxmlformats.org/markup-compatibility/2006" xmlns:o="urn:schemas-microsoft-com:office:office" xmlns:r="http://schemas.openxmlformats.org/officeDocument/2006/relationships" xmlns:m="http://schemas.openxmlformats.org/officeDocument/2006/math" xmlns:v="urn:schemas-microsoft-com:vml" xmlns:wp14="http://schemas.microsoft.com/office/word/2010/wordprocessingDrawing" xmlns:wp="http://schemas.openxmlformats.org/drawingml/2006/wordprocessingDrawing" xmlns:w10="urn:schemas-microsoft-com:office:word" xmlns:w="http://schemas.openxmlformats.org/wordprocessingml/2006/main" xmlns:w14="http://schemas.microsoft.com/office/word/2010/wordml" xmlns:w15="http://schemas.microsoft.com/office/word/2012/wordml" xmlns:w16se="http://schemas.microsoft.com/office/word/2015/wordml/symex" xmlns:wpg="http://schemas.microsoft.com/office/word/2010/wordprocessingGroup" xmlns:wpi="http://schemas.microsoft.com/office/word/2010/wordprocessingInk" xmlns:wne="http://schemas.microsoft.com/office/word/2006/wordml" xmlns:wps="http://schemas.microsoft.com/office/word/2010/wordprocessingShape" mc:Ignorable="w14 w15 w16se wp14">
+<w:endnotes xmlns:wpc="http://schemas.microsoft.com/office/word/2010/wordprocessingCanvas" xmlns:cx="http://schemas.microsoft.com/office/drawing/2014/chartex" xmlns:cx1="http://schemas.microsoft.com/office/drawing/2015/9/8/chartex" xmlns:cx2="http://schemas.microsoft.com/office/drawing/2015/10/21/chartex" xmlns:cx3="http://schemas.microsoft.com/office/drawing/2016/5/9/chartex" xmlns:cx4="http://schemas.microsoft.com/office/drawing/2016/5/10/chartex" xmlns:cx5="http://schemas.microsoft.com/office/drawing/2016/5/11/chartex" xmlns:cx6="http://schemas.microsoft.com/office/drawing/2016/5/12/chartex" xmlns:cx7="http://schemas.microsoft.com/office/drawing/2016/5/13/chartex" xmlns:cx8="http://schemas.microsoft.com/office/drawing/2016/5/14/chartex" xmlns:mc="http://schemas.openxmlformats.org/markup-compatibility/2006" xmlns:aink="http://schemas.microsoft.com/office/drawing/2016/ink" xmlns:am3d="http://schemas.microsoft.com/office/drawing/2017/model3d" xmlns:o="urn:schemas-microsoft-com:office:office" xmlns:r="http://schemas.openxmlformats.org/officeDocument/2006/relationships" xmlns:m="http://schemas.openxmlformats.org/officeDocument/2006/math" xmlns:v="urn:schemas-microsoft-com:vml" xmlns:wp14="http://schemas.microsoft.com/office/word/2010/wordprocessingDrawing" xmlns:wp="http://schemas.openxmlformats.org/drawingml/2006/wordprocessingDrawing" xmlns:w10="urn:schemas-microsoft-com:office:word" xmlns:w="http://schemas.openxmlformats.org/wordprocessingml/2006/main" xmlns:w14="http://schemas.microsoft.com/office/word/2010/wordml" xmlns:w15="http://schemas.microsoft.com/office/word/2012/wordml" xmlns:w16cex="http://schemas.microsoft.com/office/word/2018/wordml/cex" xmlns:w16cid="http://schemas.microsoft.com/office/word/2016/wordml/cid" xmlns:w16="http://schemas.microsoft.com/office/word/2018/wordml" xmlns:w16sdtdh="http://schemas.microsoft.com/office/word/2020/wordml/sdtdatahash" xmlns:w16se="http://schemas.microsoft.com/office/word/2015/wordml/symex" xmlns:wpg="http://schemas.microsoft.com/office/word/2010/wordprocessingGroup" xmlns:wpi="http://schemas.microsoft.com/office/word/2010/wordprocessingInk" xmlns:wne="http://schemas.microsoft.com/office/word/2006/wordml" xmlns:wps="http://schemas.microsoft.com/office/word/2010/wordprocessingShape" mc:Ignorable="w14 w15 w16se w16cid w16 w16cex w16sdtdh wp14">
   <w:endnote w:type="separator" w:id="-1">
     <w:p>
       <w:r>
@@ -1190,7 +1247,7 @@
 </file>
 
 <file path=word/footer1.xml><?xml version="1.0" encoding="utf-8"?>
-<w:ftr xmlns:wpc="http://schemas.microsoft.com/office/word/2010/wordprocessingCanvas" xmlns:cx="http://schemas.microsoft.com/office/drawing/2014/chartex" xmlns:mc="http://schemas.openxmlformats.org/markup-compatibility/2006" xmlns:o="urn:schemas-microsoft-com:office:office" xmlns:r="http://schemas.openxmlformats.org/officeDocument/2006/relationships" xmlns:m="http://schemas.openxmlformats.org/officeDocument/2006/math" xmlns:v="urn:schemas-microsoft-com:vml" xmlns:wp14="http://schemas.microsoft.com/office/word/2010/wordprocessingDrawing" xmlns:wp="http://schemas.openxmlformats.org/drawingml/2006/wordprocessingDrawing" xmlns:w10="urn:schemas-microsoft-com:office:word" xmlns:w="http://schemas.openxmlformats.org/wordprocessingml/2006/main" xmlns:w14="http://schemas.microsoft.com/office/word/2010/wordml" xmlns:w15="http://schemas.microsoft.com/office/word/2012/wordml" xmlns:w16se="http://schemas.microsoft.com/office/word/2015/wordml/symex" xmlns:wpg="http://schemas.microsoft.com/office/word/2010/wordprocessingGroup" xmlns:wpi="http://schemas.microsoft.com/office/word/2010/wordprocessingInk" xmlns:wne="http://schemas.microsoft.com/office/word/2006/wordml" xmlns:wps="http://schemas.microsoft.com/office/word/2010/wordprocessingShape" mc:Ignorable="w14 w15 w16se wp14">
+<w:ftr xmlns:wpc="http://schemas.microsoft.com/office/word/2010/wordprocessingCanvas" xmlns:cx="http://schemas.microsoft.com/office/drawing/2014/chartex" xmlns:cx1="http://schemas.microsoft.com/office/drawing/2015/9/8/chartex" xmlns:cx2="http://schemas.microsoft.com/office/drawing/2015/10/21/chartex" xmlns:cx3="http://schemas.microsoft.com/office/drawing/2016/5/9/chartex" xmlns:cx4="http://schemas.microsoft.com/office/drawing/2016/5/10/chartex" xmlns:cx5="http://schemas.microsoft.com/office/drawing/2016/5/11/chartex" xmlns:cx6="http://schemas.microsoft.com/office/drawing/2016/5/12/chartex" xmlns:cx7="http://schemas.microsoft.com/office/drawing/2016/5/13/chartex" xmlns:cx8="http://schemas.microsoft.com/office/drawing/2016/5/14/chartex" xmlns:mc="http://schemas.openxmlformats.org/markup-compatibility/2006" xmlns:aink="http://schemas.microsoft.com/office/drawing/2016/ink" xmlns:am3d="http://schemas.microsoft.com/office/drawing/2017/model3d" xmlns:o="urn:schemas-microsoft-com:office:office" xmlns:r="http://schemas.openxmlformats.org/officeDocument/2006/relationships" xmlns:m="http://schemas.openxmlformats.org/officeDocument/2006/math" xmlns:v="urn:schemas-microsoft-com:vml" xmlns:wp14="http://schemas.microsoft.com/office/word/2010/wordprocessingDrawing" xmlns:wp="http://schemas.openxmlformats.org/drawingml/2006/wordprocessingDrawing" xmlns:w10="urn:schemas-microsoft-com:office:word" xmlns:w="http://schemas.openxmlformats.org/wordprocessingml/2006/main" xmlns:w14="http://schemas.microsoft.com/office/word/2010/wordml" xmlns:w15="http://schemas.microsoft.com/office/word/2012/wordml" xmlns:w16cex="http://schemas.microsoft.com/office/word/2018/wordml/cex" xmlns:w16cid="http://schemas.microsoft.com/office/word/2016/wordml/cid" xmlns:w16="http://schemas.microsoft.com/office/word/2018/wordml" xmlns:w16sdtdh="http://schemas.microsoft.com/office/word/2020/wordml/sdtdatahash" xmlns:w16se="http://schemas.microsoft.com/office/word/2015/wordml/symex" xmlns:wpg="http://schemas.microsoft.com/office/word/2010/wordprocessingGroup" xmlns:wpi="http://schemas.microsoft.com/office/word/2010/wordprocessingInk" xmlns:wne="http://schemas.microsoft.com/office/word/2006/wordml" xmlns:wps="http://schemas.microsoft.com/office/word/2010/wordprocessingShape" mc:Ignorable="w14 w15 w16se w16cid w16 w16cex w16sdtdh wp14">
   <w:p>
     <w:pPr>
       <w:pStyle w:val="Piedepgina"/>
@@ -1201,7 +1258,7 @@
 </file>
 
 <file path=word/footnotes.xml><?xml version="1.0" encoding="utf-8"?>
-<w:footnotes xmlns:wpc="http://schemas.microsoft.com/office/word/2010/wordprocessingCanvas" xmlns:cx="http://schemas.microsoft.com/office/drawing/2014/chartex" xmlns:mc="http://schemas.openxmlformats.org/markup-compatibility/2006" xmlns:o="urn:schemas-microsoft-com:office:office" xmlns:r="http://schemas.openxmlformats.org/officeDocument/2006/relationships" xmlns:m="http://schemas.openxmlformats.org/officeDocument/2006/math" xmlns:v="urn:schemas-microsoft-com:vml" xmlns:wp14="http://schemas.microsoft.com/office/word/2010/wordprocessingDrawing" xmlns:wp="http://schemas.openxmlformats.org/drawingml/2006/wordprocessingDrawing" xmlns:w10="urn:schemas-microsoft-com:office:word" xmlns:w="http://schemas.openxmlformats.org/wordprocessingml/2006/main" xmlns:w14="http://schemas.microsoft.com/office/word/2010/wordml" xmlns:w15="http://schemas.microsoft.com/office/word/2012/wordml" xmlns:w16se="http://schemas.microsoft.com/office/word/2015/wordml/symex" xmlns:wpg="http://schemas.microsoft.com/office/word/2010/wordprocessingGroup" xmlns:wpi="http://schemas.microsoft.com/office/word/2010/wordprocessingInk" xmlns:wne="http://schemas.microsoft.com/office/word/2006/wordml" xmlns:wps="http://schemas.microsoft.com/office/word/2010/wordprocessingShape" mc:Ignorable="w14 w15 w16se wp14">
+<w:footnotes xmlns:wpc="http://schemas.microsoft.com/office/word/2010/wordprocessingCanvas" xmlns:cx="http://schemas.microsoft.com/office/drawing/2014/chartex" xmlns:cx1="http://schemas.microsoft.com/office/drawing/2015/9/8/chartex" xmlns:cx2="http://schemas.microsoft.com/office/drawing/2015/10/21/chartex" xmlns:cx3="http://schemas.microsoft.com/office/drawing/2016/5/9/chartex" xmlns:cx4="http://schemas.microsoft.com/office/drawing/2016/5/10/chartex" xmlns:cx5="http://schemas.microsoft.com/office/drawing/2016/5/11/chartex" xmlns:cx6="http://schemas.microsoft.com/office/drawing/2016/5/12/chartex" xmlns:cx7="http://schemas.microsoft.com/office/drawing/2016/5/13/chartex" xmlns:cx8="http://schemas.microsoft.com/office/drawing/2016/5/14/chartex" xmlns:mc="http://schemas.openxmlformats.org/markup-compatibility/2006" xmlns:aink="http://schemas.microsoft.com/office/drawing/2016/ink" xmlns:am3d="http://schemas.microsoft.com/office/drawing/2017/model3d" xmlns:o="urn:schemas-microsoft-com:office:office" xmlns:r="http://schemas.openxmlformats.org/officeDocument/2006/relationships" xmlns:m="http://schemas.openxmlformats.org/officeDocument/2006/math" xmlns:v="urn:schemas-microsoft-com:vml" xmlns:wp14="http://schemas.microsoft.com/office/word/2010/wordprocessingDrawing" xmlns:wp="http://schemas.openxmlformats.org/drawingml/2006/wordprocessingDrawing" xmlns:w10="urn:schemas-microsoft-com:office:word" xmlns:w="http://schemas.openxmlformats.org/wordprocessingml/2006/main" xmlns:w14="http://schemas.microsoft.com/office/word/2010/wordml" xmlns:w15="http://schemas.microsoft.com/office/word/2012/wordml" xmlns:w16cex="http://schemas.microsoft.com/office/word/2018/wordml/cex" xmlns:w16cid="http://schemas.microsoft.com/office/word/2016/wordml/cid" xmlns:w16="http://schemas.microsoft.com/office/word/2018/wordml" xmlns:w16sdtdh="http://schemas.microsoft.com/office/word/2020/wordml/sdtdatahash" xmlns:w16se="http://schemas.microsoft.com/office/word/2015/wordml/symex" xmlns:wpg="http://schemas.microsoft.com/office/word/2010/wordprocessingGroup" xmlns:wpi="http://schemas.microsoft.com/office/word/2010/wordprocessingInk" xmlns:wne="http://schemas.microsoft.com/office/word/2006/wordml" xmlns:wps="http://schemas.microsoft.com/office/word/2010/wordprocessingShape" mc:Ignorable="w14 w15 w16se w16cid w16 w16cex w16sdtdh wp14">
   <w:footnote w:type="separator" w:id="-1">
     <w:p>
       <w:r>
@@ -1220,7 +1277,7 @@
 </file>
 
 <file path=word/styles.xml><?xml version="1.0" encoding="utf-8"?>
-<w:styles xmlns:mc="http://schemas.openxmlformats.org/markup-compatibility/2006" xmlns:r="http://schemas.openxmlformats.org/officeDocument/2006/relationships" xmlns:w="http://schemas.openxmlformats.org/wordprocessingml/2006/main" xmlns:w14="http://schemas.microsoft.com/office/word/2010/wordml" xmlns:w15="http://schemas.microsoft.com/office/word/2012/wordml" xmlns:w16se="http://schemas.microsoft.com/office/word/2015/wordml/symex" mc:Ignorable="w14 w15 w16se">
+<w:styles xmlns:mc="http://schemas.openxmlformats.org/markup-compatibility/2006" xmlns:r="http://schemas.openxmlformats.org/officeDocument/2006/relationships" xmlns:w="http://schemas.openxmlformats.org/wordprocessingml/2006/main" xmlns:w14="http://schemas.microsoft.com/office/word/2010/wordml" xmlns:w15="http://schemas.microsoft.com/office/word/2012/wordml" xmlns:w16cex="http://schemas.microsoft.com/office/word/2018/wordml/cex" xmlns:w16cid="http://schemas.microsoft.com/office/word/2016/wordml/cid" xmlns:w16="http://schemas.microsoft.com/office/word/2018/wordml" xmlns:w16sdtdh="http://schemas.microsoft.com/office/word/2020/wordml/sdtdatahash" xmlns:w16se="http://schemas.microsoft.com/office/word/2015/wordml/symex" mc:Ignorable="w14 w15 w16se w16cid w16 w16cex w16sdtdh">
   <w:docDefaults>
     <w:rPrDefault>
       <w:rPr>
@@ -1230,7 +1287,7 @@
     </w:rPrDefault>
     <w:pPrDefault/>
   </w:docDefaults>
-  <w:latentStyles w:defLockedState="0" w:defUIPriority="0" w:defSemiHidden="0" w:defUnhideWhenUsed="0" w:defQFormat="0" w:count="371">
+  <w:latentStyles w:defLockedState="0" w:defUIPriority="0" w:defSemiHidden="0" w:defUnhideWhenUsed="0" w:defQFormat="0" w:count="376">
     <w:lsdException w:name="Normal" w:qFormat="1"/>
     <w:lsdException w:name="heading 1" w:qFormat="1"/>
     <w:lsdException w:name="heading 2" w:qFormat="1"/>
@@ -1330,7 +1387,6 @@
     <w:lsdException w:name="HTML Sample" w:semiHidden="1" w:unhideWhenUsed="1"/>
     <w:lsdException w:name="HTML Typewriter" w:semiHidden="1" w:unhideWhenUsed="1"/>
     <w:lsdException w:name="HTML Variable" w:semiHidden="1" w:unhideWhenUsed="1"/>
-    <w:lsdException w:name="Normal Table" w:semiHidden="1" w:unhideWhenUsed="1"/>
     <w:lsdException w:name="annotation subject" w:semiHidden="1" w:unhideWhenUsed="1"/>
     <w:lsdException w:name="No List" w:semiHidden="1" w:unhideWhenUsed="1"/>
     <w:lsdException w:name="Outline List 1" w:semiHidden="1" w:unhideWhenUsed="1"/>
@@ -1373,11 +1429,8 @@
     <w:lsdException w:name="Table Contemporary" w:semiHidden="1" w:unhideWhenUsed="1"/>
     <w:lsdException w:name="Table Elegant" w:semiHidden="1" w:unhideWhenUsed="1"/>
     <w:lsdException w:name="Table Professional" w:semiHidden="1" w:unhideWhenUsed="1"/>
-    <w:lsdException w:name="Table Subtle 1" w:semiHidden="1" w:unhideWhenUsed="1"/>
     <w:lsdException w:name="Table Subtle 2" w:semiHidden="1" w:unhideWhenUsed="1"/>
     <w:lsdException w:name="Table Web 1" w:semiHidden="1" w:unhideWhenUsed="1"/>
-    <w:lsdException w:name="Table Web 2" w:semiHidden="1" w:unhideWhenUsed="1"/>
-    <w:lsdException w:name="Table Web 3" w:semiHidden="1" w:unhideWhenUsed="1"/>
     <w:lsdException w:name="Balloon Text" w:semiHidden="1" w:unhideWhenUsed="1"/>
     <w:lsdException w:name="Table Theme" w:semiHidden="1" w:unhideWhenUsed="1"/>
     <w:lsdException w:name="Placeholder Text" w:semiHidden="1" w:uiPriority="99"/>
@@ -1595,6 +1648,11 @@
     <w:lsdException w:name="List Table 5 Dark Accent 6" w:uiPriority="50"/>
     <w:lsdException w:name="List Table 6 Colorful Accent 6" w:uiPriority="51"/>
     <w:lsdException w:name="List Table 7 Colorful Accent 6" w:uiPriority="52"/>
+    <w:lsdException w:name="Mention" w:semiHidden="1" w:uiPriority="99" w:unhideWhenUsed="1"/>
+    <w:lsdException w:name="Smart Hyperlink" w:semiHidden="1" w:uiPriority="99" w:unhideWhenUsed="1"/>
+    <w:lsdException w:name="Hashtag" w:semiHidden="1" w:uiPriority="99" w:unhideWhenUsed="1"/>
+    <w:lsdException w:name="Unresolved Mention" w:semiHidden="1" w:uiPriority="99" w:unhideWhenUsed="1"/>
+    <w:lsdException w:name="Smart Link" w:semiHidden="1" w:uiPriority="99" w:unhideWhenUsed="1"/>
   </w:latentStyles>
   <w:style w:type="paragraph" w:default="1" w:styleId="Normal">
     <w:name w:val="Normal"/>

--- a/formatos/3.ACTA DE INICIO.docx
+++ b/formatos/3.ACTA DE INICIO.docx
@@ -356,26 +356,55 @@
       <w:r>
         <w:rPr>
           <w:rFonts w:ascii="Arial" w:hAnsi="Arial" w:cs="Arial"/>
-        </w:rPr>
-        <w:t>____________</w:t>
-      </w:r>
-      <w:r>
-        <w:rPr>
-          <w:rFonts w:ascii="Arial" w:hAnsi="Arial" w:cs="Arial"/>
-        </w:rPr>
-        <w:t>reunidos en fecha ____ de __________ del 20</w:t>
-      </w:r>
-      <w:r>
-        <w:rPr>
-          <w:rFonts w:ascii="Arial" w:hAnsi="Arial" w:cs="Arial"/>
-        </w:rPr>
-        <w:t>25</w:t>
-      </w:r>
-      <w:r>
-        <w:rPr>
-          <w:rFonts w:ascii="Arial" w:hAnsi="Arial" w:cs="Arial"/>
-        </w:rPr>
-        <w:t xml:space="preserve">       </w:t>
+          <w:u w:val="single"/>
+        </w:rPr>
+        <w:t>{{</w:t>
+      </w:r>
+      <w:r>
+        <w:rPr>
+          <w:rFonts w:ascii="Arial" w:hAnsi="Arial" w:cs="Arial"/>
+          <w:u w:val="single"/>
+        </w:rPr>
+        <w:t>ciudad</w:t>
+      </w:r>
+      <w:r>
+        <w:rPr>
+          <w:rFonts w:ascii="Arial" w:hAnsi="Arial" w:cs="Arial"/>
+          <w:u w:val="single"/>
+        </w:rPr>
+        <w:t>}}</w:t>
+      </w:r>
+      <w:r>
+        <w:rPr>
+          <w:rFonts w:ascii="Arial" w:hAnsi="Arial" w:cs="Arial"/>
+        </w:rPr>
+        <w:t xml:space="preserve"> </w:t>
+      </w:r>
+      <w:r>
+        <w:rPr>
+          <w:rFonts w:ascii="Arial" w:hAnsi="Arial" w:cs="Arial"/>
+        </w:rPr>
+        <w:t xml:space="preserve">reunidos en fecha </w:t>
+      </w:r>
+      <w:r>
+        <w:rPr>
+          <w:rFonts w:ascii="Arial" w:hAnsi="Arial" w:cs="Arial"/>
+        </w:rPr>
+        <w:t>{{</w:t>
+      </w:r>
+      <w:proofErr w:type="spellStart"/>
+      <w:r>
+        <w:rPr>
+          <w:rFonts w:ascii="Arial" w:hAnsi="Arial" w:cs="Arial"/>
+        </w:rPr>
+        <w:t>hoy|fecha_es</w:t>
+      </w:r>
+      <w:proofErr w:type="spellEnd"/>
+      <w:r>
+        <w:rPr>
+          <w:rFonts w:ascii="Arial" w:hAnsi="Arial" w:cs="Arial"/>
+        </w:rPr>
+        <w:t>}}</w:t>
       </w:r>
     </w:p>
     <w:p>
@@ -583,61 +612,39 @@
         <w:rPr>
           <w:rFonts w:ascii="Arial" w:hAnsi="Arial" w:cs="Arial"/>
         </w:rPr>
-        <w:t>Plan de trabajo</w:t>
+        <w:t xml:space="preserve">Plan de trabajo: </w:t>
       </w:r>
       <w:proofErr w:type="gramStart"/>
       <w:r>
         <w:rPr>
           <w:rFonts w:ascii="Arial" w:hAnsi="Arial" w:cs="Arial"/>
-        </w:rPr>
-        <w:t>_</w:t>
-      </w:r>
-      <w:r>
-        <w:rPr>
-          <w:rFonts w:ascii="Arial" w:hAnsi="Arial" w:cs="Arial"/>
-        </w:rPr>
-        <w:t>{</w:t>
+          <w:u w:val="single"/>
+        </w:rPr>
+        <w:t xml:space="preserve">{{ </w:t>
+      </w:r>
+      <w:proofErr w:type="spellStart"/>
+      <w:r>
+        <w:rPr>
+          <w:rFonts w:ascii="Arial" w:hAnsi="Arial" w:cs="Arial"/>
+          <w:u w:val="single"/>
+        </w:rPr>
+        <w:t>plan</w:t>
       </w:r>
       <w:proofErr w:type="gramEnd"/>
       <w:r>
         <w:rPr>
           <w:rFonts w:ascii="Arial" w:hAnsi="Arial" w:cs="Arial"/>
-        </w:rPr>
-        <w:t xml:space="preserve">{ </w:t>
-      </w:r>
-      <w:proofErr w:type="spellStart"/>
-      <w:r>
-        <w:rPr>
-          <w:rFonts w:ascii="Arial" w:hAnsi="Arial" w:cs="Arial"/>
-        </w:rPr>
-        <w:t>plan_trabajo</w:t>
+          <w:u w:val="single"/>
+        </w:rPr>
+        <w:t>_trabajo</w:t>
       </w:r>
       <w:proofErr w:type="spellEnd"/>
       <w:r>
         <w:rPr>
           <w:rFonts w:ascii="Arial" w:hAnsi="Arial" w:cs="Arial"/>
+          <w:u w:val="single"/>
         </w:rPr>
         <w:t>}}</w:t>
-      </w:r>
-      <w:r>
-        <w:rPr>
-          <w:rFonts w:ascii="Arial" w:hAnsi="Arial" w:cs="Arial"/>
-        </w:rPr>
-        <w:t>___________________________________</w:t>
-      </w:r>
-    </w:p>
-    <w:p>
-      <w:pPr>
-        <w:spacing w:line="360" w:lineRule="auto"/>
-        <w:rPr>
-          <w:rFonts w:ascii="Arial" w:hAnsi="Arial" w:cs="Arial"/>
-        </w:rPr>
-      </w:pPr>
-      <w:r>
-        <w:rPr>
-          <w:rFonts w:ascii="Arial" w:hAnsi="Arial" w:cs="Arial"/>
-        </w:rPr>
-        <w:t>________________________________________________________________</w:t>
       </w:r>
     </w:p>
     <w:p>
@@ -663,28 +670,9 @@
       <w:r>
         <w:rPr>
           <w:rFonts w:ascii="Arial" w:hAnsi="Arial" w:cs="Arial"/>
-        </w:rPr>
-        <w:t>{{departamento</w:t>
-      </w:r>
-      <w:proofErr w:type="gramStart"/>
-      <w:r>
-        <w:rPr>
-          <w:rFonts w:ascii="Arial" w:hAnsi="Arial" w:cs="Arial"/>
-        </w:rPr>
-        <w:t>}}</w:t>
-      </w:r>
-      <w:r>
-        <w:rPr>
-          <w:rFonts w:ascii="Arial" w:hAnsi="Arial" w:cs="Arial"/>
-        </w:rPr>
-        <w:t>_</w:t>
-      </w:r>
-      <w:proofErr w:type="gramEnd"/>
-      <w:r>
-        <w:rPr>
-          <w:rFonts w:ascii="Arial" w:hAnsi="Arial" w:cs="Arial"/>
-        </w:rPr>
-        <w:t>_______________</w:t>
+          <w:u w:val="single"/>
+        </w:rPr>
+        <w:t>{{departamento}}</w:t>
       </w:r>
     </w:p>
     <w:p>
@@ -712,35 +700,7 @@
           <w:rFonts w:ascii="Arial" w:hAnsi="Arial" w:cs="Arial"/>
           <w:u w:val="single"/>
         </w:rPr>
-        <w:t>{{</w:t>
-      </w:r>
-      <w:r>
-        <w:rPr>
-          <w:rFonts w:ascii="Arial" w:hAnsi="Arial" w:cs="Arial"/>
-          <w:u w:val="single"/>
-        </w:rPr>
-        <w:t>inicio</w:t>
-      </w:r>
-      <w:proofErr w:type="gramStart"/>
-      <w:r>
-        <w:rPr>
-          <w:rFonts w:ascii="Arial" w:hAnsi="Arial" w:cs="Arial"/>
-          <w:u w:val="single"/>
-        </w:rPr>
-        <w:t>}}</w:t>
-      </w:r>
-      <w:r>
-        <w:rPr>
-          <w:rFonts w:ascii="Arial" w:hAnsi="Arial" w:cs="Arial"/>
-        </w:rPr>
-        <w:t>_</w:t>
-      </w:r>
-      <w:proofErr w:type="gramEnd"/>
-      <w:r>
-        <w:rPr>
-          <w:rFonts w:ascii="Arial" w:hAnsi="Arial" w:cs="Arial"/>
-        </w:rPr>
-        <w:t>______</w:t>
+        <w:t>{{inicio}}</w:t>
       </w:r>
     </w:p>
     <w:p>
@@ -808,25 +768,15 @@
         <w:jc w:val="both"/>
         <w:rPr>
           <w:rFonts w:ascii="Arial" w:hAnsi="Arial" w:cs="Arial"/>
-        </w:rPr>
-      </w:pPr>
-      <w:r>
-        <w:rPr>
-          <w:rFonts w:ascii="Arial" w:hAnsi="Arial" w:cs="Arial"/>
-        </w:rPr>
-        <w:t>{{</w:t>
-      </w:r>
-      <w:r>
-        <w:rPr>
-          <w:rFonts w:ascii="Arial" w:hAnsi="Arial" w:cs="Arial"/>
-        </w:rPr>
-        <w:t>carrera</w:t>
-      </w:r>
-      <w:r>
-        <w:rPr>
-          <w:rFonts w:ascii="Arial" w:hAnsi="Arial" w:cs="Arial"/>
-        </w:rPr>
-        <w:t>}}</w:t>
+          <w:u w:val="single"/>
+        </w:rPr>
+      </w:pPr>
+      <w:r>
+        <w:rPr>
+          <w:rFonts w:ascii="Arial" w:hAnsi="Arial" w:cs="Arial"/>
+          <w:u w:val="single"/>
+        </w:rPr>
+        <w:t>{{carrera}}</w:t>
       </w:r>
     </w:p>
     <w:p>
@@ -948,7 +898,7 @@
         <w:rPr>
           <w:rFonts w:ascii="Arial" w:hAnsi="Arial" w:cs="Arial"/>
         </w:rPr>
-        <w:t>cargo_autoridad_firmante_1</w:t>
+        <w:t>autoridad_firmante_1</w:t>
       </w:r>
       <w:r>
         <w:rPr>
@@ -969,7 +919,7 @@
         <w:rPr>
           <w:rFonts w:ascii="Arial" w:hAnsi="Arial" w:cs="Arial"/>
         </w:rPr>
-        <w:t xml:space="preserve">                                                                              JEFE DEL DPTO. PASANTIAS</w:t>
+        <w:t xml:space="preserve">                                                                         JEFE DEL DPTO. PASANTIAS</w:t>
       </w:r>
       <w:r>
         <w:rPr>
@@ -1387,6 +1337,7 @@
     <w:lsdException w:name="HTML Sample" w:semiHidden="1" w:unhideWhenUsed="1"/>
     <w:lsdException w:name="HTML Typewriter" w:semiHidden="1" w:unhideWhenUsed="1"/>
     <w:lsdException w:name="HTML Variable" w:semiHidden="1" w:unhideWhenUsed="1"/>
+    <w:lsdException w:name="Normal Table" w:semiHidden="1" w:unhideWhenUsed="1"/>
     <w:lsdException w:name="annotation subject" w:semiHidden="1" w:unhideWhenUsed="1"/>
     <w:lsdException w:name="No List" w:semiHidden="1" w:unhideWhenUsed="1"/>
     <w:lsdException w:name="Outline List 1" w:semiHidden="1" w:unhideWhenUsed="1"/>
@@ -1429,8 +1380,11 @@
     <w:lsdException w:name="Table Contemporary" w:semiHidden="1" w:unhideWhenUsed="1"/>
     <w:lsdException w:name="Table Elegant" w:semiHidden="1" w:unhideWhenUsed="1"/>
     <w:lsdException w:name="Table Professional" w:semiHidden="1" w:unhideWhenUsed="1"/>
+    <w:lsdException w:name="Table Subtle 1" w:semiHidden="1" w:unhideWhenUsed="1"/>
     <w:lsdException w:name="Table Subtle 2" w:semiHidden="1" w:unhideWhenUsed="1"/>
     <w:lsdException w:name="Table Web 1" w:semiHidden="1" w:unhideWhenUsed="1"/>
+    <w:lsdException w:name="Table Web 2" w:semiHidden="1" w:unhideWhenUsed="1"/>
+    <w:lsdException w:name="Table Web 3" w:semiHidden="1" w:unhideWhenUsed="1"/>
     <w:lsdException w:name="Balloon Text" w:semiHidden="1" w:unhideWhenUsed="1"/>
     <w:lsdException w:name="Table Theme" w:semiHidden="1" w:unhideWhenUsed="1"/>
     <w:lsdException w:name="Placeholder Text" w:semiHidden="1" w:uiPriority="99"/>
